--- a/public/Minh-Hieu-Luong-CV.docx
+++ b/public/Minh-Hieu-Luong-CV.docx
@@ -250,7 +250,7 @@
                   <w:pPr>
                     <w:spacing w:after="0" w:line="235"/>
                   </w:pPr>
-                  <w:hyperlink w:history="1" r:id="rId7muaqvhwsqunmhebhntoz">
+                  <w:hyperlink w:history="1" r:id="rIdpiy4kvsfggyu7fk2okc1t">
                     <w:r>
                       <w:rPr>
                         <w:rFonts w:ascii="Calibri" w:cs="Calibri" w:eastAsia="Calibri" w:hAnsi="Calibri"/>
@@ -450,7 +450,7 @@
                   <w:pPr>
                     <w:spacing w:after="0" w:line="235"/>
                   </w:pPr>
-                  <w:hyperlink w:history="1" r:id="rIdemjbk7szlssedpsojocoj">
+                  <w:hyperlink w:history="1" r:id="rId87076s4lnhrskjkhnx6pk">
                     <w:r>
                       <w:rPr>
                         <w:rFonts w:ascii="Calibri" w:cs="Calibri" w:eastAsia="Calibri" w:hAnsi="Calibri"/>
@@ -551,7 +551,7 @@
                   <w:pPr>
                     <w:spacing w:after="10" w:line="235"/>
                   </w:pPr>
-                  <w:hyperlink w:history="1" r:id="rIdqd9equ-nnpda6ri19ztry">
+                  <w:hyperlink w:history="1" r:id="rIdh60vxwz2qchpyn2ne639n">
                     <w:r>
                       <w:rPr>
                         <w:rFonts w:ascii="Calibri" w:cs="Calibri" w:eastAsia="Calibri" w:hAnsi="Calibri"/>
@@ -666,7 +666,7 @@
                   <w:pPr>
                     <w:spacing w:after="0" w:line="235"/>
                   </w:pPr>
-                  <w:hyperlink w:history="1" r:id="rIdzhc5cxpha1u_5yzsy1zqx">
+                  <w:hyperlink w:history="1" r:id="rIdqxvrghunugp1wxm3y_101">
                     <w:r>
                       <w:rPr>
                         <w:rFonts w:ascii="Calibri" w:cs="Calibri" w:eastAsia="Calibri" w:hAnsi="Calibri"/>
@@ -1019,7 +1019,7 @@
                 <w:sz w:val="17"/>
                 <w:szCs w:val="17"/>
               </w:rPr>
-              <w:t xml:space="preserve">Applied ML — logistic regression, feature weighting, model evaluation (AUC / precision / recall); GitHub Copilot</w:t>
+              <w:t xml:space="preserve">Machine learning (logistic regression), risk scoring, model accuracy testing, explainable results; GitHub Copilot</w:t>
             </w:r>
           </w:p>
           <w:p>
@@ -1613,64 +1613,64 @@
                 <w:sz w:val="18"/>
                 <w:szCs w:val="18"/>
               </w:rPr>
-              <w:t xml:space="preserve">Designed and shipped an AI-driven IP infringement early-warning system: a five-signal weighted risk model scoring each filing High/Medium/Low with per-factor bilingual explanations the legal team can audit, verified end to end by 46 automated tests on a production-shaped database.</w:t>
-            </w:r>
-          </w:p>
-          <w:p>
-            <w:pPr>
-              <w:pStyle w:val="ListParagraph"/>
-              <w:numPr>
-                <w:ilvl w:val="0"/>
-                <w:numId w:val="2"/>
-              </w:numPr>
-              <w:spacing w:after="12" w:line="230"/>
-            </w:pPr>
-            <w:r>
-              <w:rPr>
-                <w:rFonts w:ascii="Calibri" w:cs="Calibri" w:eastAsia="Calibri" w:hAnsi="Calibri"/>
-                <w:color w:val="1B2430"/>
-                <w:sz w:val="18"/>
-                <w:szCs w:val="18"/>
-              </w:rPr>
-              <w:t xml:space="preserve">Added a self-learning layer — logistic regression in NumPy, retrained weekly by a Kubernetes CronJob — predicting infringement probability over a six-month horizon, with time-ordered holdout validation and AUC/precision activation gates.</w:t>
-            </w:r>
-          </w:p>
-          <w:p>
-            <w:pPr>
-              <w:pStyle w:val="ListParagraph"/>
-              <w:numPr>
-                <w:ilvl w:val="0"/>
-                <w:numId w:val="2"/>
-              </w:numPr>
-              <w:spacing w:after="12" w:line="230"/>
-            </w:pPr>
-            <w:r>
-              <w:rPr>
-                <w:rFonts w:ascii="Calibri" w:cs="Calibri" w:eastAsia="Calibri" w:hAnsi="Calibri"/>
-                <w:color w:val="1B2430"/>
-                <w:sz w:val="18"/>
-                <w:szCs w:val="18"/>
-              </w:rPr>
-              <w:t xml:space="preserve">Kept the feature fail-safe: PostgreSQL model registry with append-only audit log, and in-process inference that falls back to the rule engine on any error; risk preview measured about 8 ms per request against a 300 ms budget.</w:t>
-            </w:r>
-          </w:p>
-          <w:p>
-            <w:pPr>
-              <w:pStyle w:val="ListParagraph"/>
-              <w:numPr>
-                <w:ilvl w:val="0"/>
-                <w:numId w:val="2"/>
-              </w:numPr>
-              <w:spacing w:after="12" w:line="230"/>
-            </w:pPr>
-            <w:r>
-              <w:rPr>
-                <w:rFonts w:ascii="Calibri" w:cs="Calibri" w:eastAsia="Calibri" w:hAnsi="Calibri"/>
-                <w:color w:val="1B2430"/>
-                <w:sz w:val="18"/>
-                <w:szCs w:val="18"/>
-              </w:rPr>
-              <w:t xml:space="preserve">Chose trigram similarity (pg_trgm + unaccent) over embeddings to catch Vietnamese look-alike brand names, and materialized views over JSONB case data to keep trend and hotspot queries fast.</w:t>
+              <w:t xml:space="preserve">Designed and shipped an AI-powered early-warning system that scores each IP filing High, Medium or Low for infringement risk, and shows the legal team the reason behind every score in both Vietnamese and English.</w:t>
+            </w:r>
+          </w:p>
+          <w:p>
+            <w:pPr>
+              <w:pStyle w:val="ListParagraph"/>
+              <w:numPr>
+                <w:ilvl w:val="0"/>
+                <w:numId w:val="2"/>
+              </w:numPr>
+              <w:spacing w:after="12" w:line="230"/>
+            </w:pPr>
+            <w:r>
+              <w:rPr>
+                <w:rFonts w:ascii="Calibri" w:cs="Calibri" w:eastAsia="Calibri" w:hAnsi="Calibri"/>
+                <w:color w:val="1B2430"/>
+                <w:sz w:val="18"/>
+                <w:szCs w:val="18"/>
+              </w:rPr>
+              <w:t xml:space="preserve">Added a machine-learning model (logistic regression) that learns from past cases to predict infringement risk over the next six months, retrained automatically every week.</w:t>
+            </w:r>
+          </w:p>
+          <w:p>
+            <w:pPr>
+              <w:pStyle w:val="ListParagraph"/>
+              <w:numPr>
+                <w:ilvl w:val="0"/>
+                <w:numId w:val="2"/>
+              </w:numPr>
+              <w:spacing w:after="12" w:line="230"/>
+            </w:pPr>
+            <w:r>
+              <w:rPr>
+                <w:rFonts w:ascii="Calibri" w:cs="Calibri" w:eastAsia="Calibri" w:hAnsi="Calibri"/>
+                <w:color w:val="1B2430"/>
+                <w:sz w:val="18"/>
+                <w:szCs w:val="18"/>
+              </w:rPr>
+              <w:t xml:space="preserve">Made it fail-safe: the model only goes live after it beats the existing scoring on accuracy tests, and the system falls back to the rule-based score if anything fails.</w:t>
+            </w:r>
+          </w:p>
+          <w:p>
+            <w:pPr>
+              <w:pStyle w:val="ListParagraph"/>
+              <w:numPr>
+                <w:ilvl w:val="0"/>
+                <w:numId w:val="2"/>
+              </w:numPr>
+              <w:spacing w:after="12" w:line="230"/>
+            </w:pPr>
+            <w:r>
+              <w:rPr>
+                <w:rFonts w:ascii="Calibri" w:cs="Calibri" w:eastAsia="Calibri" w:hAnsi="Calibri"/>
+                <w:color w:val="1B2430"/>
+                <w:sz w:val="18"/>
+                <w:szCs w:val="18"/>
+              </w:rPr>
+              <w:t xml:space="preserve">Built fuzzy text matching in PostgreSQL to catch look-alike Vietnamese brand names, and tuned the reporting queries so the trend dashboards stay fast.</w:t>
             </w:r>
           </w:p>
           <w:p>
@@ -1735,7 +1735,7 @@
                 <w:sz w:val="18"/>
                 <w:szCs w:val="18"/>
               </w:rPr>
-              <w:t xml:space="preserve">Python, FastAPI, NumPy, TypeScript, React, Next.js, React Flow, PostgreSQL (pg_trgm, materialized views), Docker, Azure Kubernetes Service (AKS), GitLab CI, Jira</w:t>
+              <w:t xml:space="preserve">Python, FastAPI, NumPy, TypeScript, React, Next.js, React Flow, PostgreSQL (fuzzy text search), Docker, Azure Kubernetes Service (AKS), GitLab CI, Jira</w:t>
             </w:r>
           </w:p>
           <w:p>
